--- a/healer-game/メモ/ストーリー.docx
+++ b/healer-game/メモ/ストーリー.docx
@@ -1614,6 +1614,129 @@
         <w:rPr>
           <w:rFonts w:hint="eastAsia"/>
         </w:rPr>
+        <w:t>宿で休憩</w:t>
+      </w:r>
+    </w:p>
+    <w:p>
+      <w:pPr>
+        <w:pStyle w:val="4"/>
+      </w:pPr>
+      <w:r>
+        <w:rPr>
+          <w:rFonts w:hint="eastAsia"/>
+        </w:rPr>
+        <w:t>スシア「そういえばさっきの戦闘でトゥルスとタインはボロボロでしょうし</w:t>
+      </w:r>
+      <w:r>
+        <w:rPr>
+          <w:rFonts w:hint="eastAsia"/>
+        </w:rPr>
+        <w:t>？</w:t>
+      </w:r>
+      <w:r>
+        <w:rPr>
+          <w:rFonts w:hint="eastAsia"/>
+        </w:rPr>
+        <w:t>」</w:t>
+      </w:r>
+    </w:p>
+    <w:p>
+      <w:pPr>
+        <w:pStyle w:val="4"/>
+      </w:pPr>
+      <w:r>
+        <w:rPr>
+          <w:rFonts w:hint="eastAsia"/>
+        </w:rPr>
+        <w:t>スシア「宿屋に泊まってから向かいましょ」</w:t>
+      </w:r>
+    </w:p>
+    <w:p>
+      <w:pPr>
+        <w:pStyle w:val="4"/>
+      </w:pPr>
+      <w:r>
+        <w:rPr>
+          <w:rFonts w:hint="eastAsia"/>
+        </w:rPr>
+        <w:t>ウルペス「</w:t>
+      </w:r>
+      <w:r>
+        <w:rPr>
+          <w:rFonts w:hint="eastAsia"/>
+        </w:rPr>
+        <w:t>おぉ！嬉しいこと言ってくれるな！</w:t>
+      </w:r>
+      <w:r>
+        <w:rPr>
+          <w:rFonts w:hint="eastAsia"/>
+        </w:rPr>
+        <w:t>」</w:t>
+      </w:r>
+    </w:p>
+    <w:p>
+      <w:pPr>
+        <w:pStyle w:val="4"/>
+      </w:pPr>
+      <w:r>
+        <w:rPr>
+          <w:rFonts w:hint="eastAsia"/>
+        </w:rPr>
+        <w:t>リハス「俺様もくたくただったんだ！早く泊まりに行こう！」</w:t>
+      </w:r>
+    </w:p>
+    <w:p>
+      <w:pPr>
+        <w:pStyle w:val="4"/>
+      </w:pPr>
+      <w:r>
+        <w:rPr>
+          <w:rFonts w:hint="eastAsia"/>
+        </w:rPr>
+        <w:t>スシア「２人とも１体も倒せなかったくせに？」</w:t>
+      </w:r>
+    </w:p>
+    <w:p>
+      <w:pPr>
+        <w:pStyle w:val="4"/>
+      </w:pPr>
+      <w:r>
+        <w:rPr>
+          <w:rFonts w:hint="eastAsia"/>
+        </w:rPr>
+        <w:t>リハス「うっ、、、」</w:t>
+      </w:r>
+    </w:p>
+    <w:p>
+      <w:pPr>
+        <w:pStyle w:val="4"/>
+      </w:pPr>
+      <w:r>
+        <w:rPr>
+          <w:rFonts w:hint="eastAsia"/>
+        </w:rPr>
+        <w:t>ウルペス「それは、、、」</w:t>
+      </w:r>
+    </w:p>
+    <w:p>
+      <w:pPr>
+        <w:pStyle w:val="4"/>
+      </w:pPr>
+      <w:r>
+        <w:rPr>
+          <w:rFonts w:hint="eastAsia"/>
+        </w:rPr>
+        <w:t>アルジュナ「まあまあ、みんな頑張ったんだから、早く泊まりに行こ？」</w:t>
+      </w:r>
+    </w:p>
+    <w:p>
+      <w:pPr>
+        <w:pStyle w:val="3"/>
+      </w:pPr>
+      <w:r>
+        <w:rPr>
+          <w:rFonts w:hint="eastAsia"/>
+        </w:rPr>
         <w:t>フロスティーニ戦</w:t>
       </w:r>
     </w:p>
@@ -1886,9 +2009,6 @@
     <w:p>
       <w:pPr>
         <w:pStyle w:val="3"/>
-        <w:rPr>
-          <w:rFonts w:hint="eastAsia"/>
-        </w:rPr>
       </w:pPr>
       <w:r>
         <w:rPr>
